--- a/AI_Agents_and_Advanced_Fine_Tuning_Bootcamp/Weekly_Quizzes/Week_09_Quiz_Solution.docx
+++ b/AI_Agents_and_Advanced_Fine_Tuning_Bootcamp/Weekly_Quizzes/Week_09_Quiz_Solution.docx
@@ -12,7 +12,7 @@
           <w:color w:val="1E2761"/>
           <w:sz w:val="44"/>
         </w:rPr>
-        <w:t>Week 9 Quiz — Answer Key</w:t>
+        <w:t>Week 9 Quiz: Answer Key</w:t>
       </w:r>
     </w:p>
     <w:p>
@@ -32,7 +32,7 @@
           <w:color w:val="333333"/>
           <w:sz w:val="22"/>
         </w:rPr>
-        <w:t>Wednesday 8:30 to 10:00 AM PST | 30 minutes | 60 points</w:t>
+        <w:t>Wednesday 8:30 to 10:00 AM PT | 30 minutes | 60 points</w:t>
       </w:r>
     </w:p>
     <w:p>
@@ -911,7 +911,7 @@
           <w:color w:val="1E2761"/>
           <w:sz w:val="26"/>
         </w:rPr>
-        <w:t>S2. Compare Nanda and Cisco Agency on trust model, governance, and operational fit.</w:t>
+        <w:t>S2. Compare Nanda and Cisco's AGNTCY initiative on trust model, governance, and operational fit.</w:t>
       </w:r>
     </w:p>
     <w:p>
@@ -920,7 +920,7 @@
           <w:color w:val="333333"/>
           <w:sz w:val="22"/>
         </w:rPr>
-        <w:t>Nanda: federated, low operational burden, low identity guarantees. Cisco Agency: central identity, higher trust, requires authority buy-in. Many production systems start Nanda for breadth, migrate to Agency for sensitive contexts.</w:t>
+        <w:t>Nanda: federated, low operational burden, low identity guarantees. Cisco's AGNTCY initiative: central identity, higher trust, requires authority buy-in. Many production systems start Nanda for breadth, migrate to AGNTCY for sensitive contexts.</w:t>
       </w:r>
     </w:p>
     <w:p>
@@ -940,6 +940,22 @@
           <w:sz w:val="22"/>
         </w:rPr>
         <w:t>Rolling certificate authority issuance with overlapping validity windows. Clients accept both old and new CAs during transition. Use short-lived (24h) leaf certs. Automate rotation via cert-manager or similar; never manual.</w:t>
+      </w:r>
+    </w:p>
+    <w:p>
+      <w:pPr>
+        <w:pBdr>
+          <w:bottom w:val="single" w:sz="6" w:space="1" w:color="1E2761"/>
+        </w:pBdr>
+      </w:pPr>
+    </w:p>
+    <w:p>
+      <w:r>
+        <w:rPr>
+          <w:color w:val="333333"/>
+          <w:sz w:val="18"/>
+        </w:rPr>
+        <w:t>© 2026 Proxiant Academy | info@proxiant.com | https://proxiant.ai/training</w:t>
       </w:r>
     </w:p>
     <w:sectPr>
